--- a/PHOCS-Docgentemplates/PHOCS Pool Construction Permit Template.docx
+++ b/PHOCS-Docgentemplates/PHOCS Pool Construction Permit Template.docx
@@ -1191,7 +1191,7 @@
               <w:spacing w:after="0" w:line="240" w:lineRule="auto"/>
               <w:rPr>
                 <w:rFonts w:ascii="Calibri" w:eastAsia="Times New Roman" w:hAnsi="Calibri" w:cs="Calibri"/>
-                <w:color w:val="4C94D8" w:themeColor="text2" w:themeTint="80"/>
+                <w:color w:val="000000"/>
                 <w:kern w:val="0"/>
                 <w14:ligatures w14:val="none"/>
               </w:rPr>
@@ -1199,27 +1199,67 @@
             <w:r>
               <w:rPr>
                 <w:rFonts w:ascii="Calibri" w:eastAsia="Times New Roman" w:hAnsi="Calibri" w:cs="Calibri"/>
-                <w:color w:val="4C94D8" w:themeColor="text2" w:themeTint="80"/>
+                <w:color w:val="000000"/>
                 <w:kern w:val="0"/>
                 <w14:ligatures w14:val="none"/>
               </w:rPr>
-              <w:t>{{/</w:t>
+              <w:t>{{</w:t>
             </w:r>
             <w:proofErr w:type="spellStart"/>
             <w:r>
               <w:rPr>
                 <w:rFonts w:ascii="Calibri" w:eastAsia="Times New Roman" w:hAnsi="Calibri" w:cs="Calibri"/>
-                <w:color w:val="4C94D8" w:themeColor="text2" w:themeTint="80"/>
+                <w:color w:val="000000"/>
                 <w:kern w:val="0"/>
                 <w14:ligatures w14:val="none"/>
               </w:rPr>
+              <w:t>SealedDate</w:t>
+            </w:r>
+            <w:proofErr w:type="spellEnd"/>
+            <w:r>
+              <w:rPr>
+                <w:rFonts w:ascii="Calibri" w:eastAsia="Times New Roman" w:hAnsi="Calibri" w:cs="Calibri"/>
+                <w:color w:val="000000"/>
+                <w:kern w:val="0"/>
+                <w14:ligatures w14:val="none"/>
+              </w:rPr>
+              <w:t>}}</w:t>
+            </w:r>
+          </w:p>
+          <w:p>
+            <w:pPr>
+              <w:spacing w:after="0" w:line="240" w:lineRule="auto"/>
+              <w:rPr>
+                <w:rFonts w:ascii="Calibri" w:eastAsia="Times New Roman" w:hAnsi="Calibri" w:cs="Calibri"/>
+                <w:color w:val="000000"/>
+                <w:kern w:val="0"/>
+                <w14:ligatures w14:val="none"/>
+              </w:rPr>
+            </w:pPr>
+            <w:r>
+              <w:rPr>
+                <w:rFonts w:ascii="Calibri" w:eastAsia="Times New Roman" w:hAnsi="Calibri" w:cs="Calibri"/>
+                <w:color w:val="000000"/>
+                <w:kern w:val="0"/>
+                <w14:ligatures w14:val="none"/>
+              </w:rPr>
+              <w:t>{{/</w:t>
+            </w:r>
+            <w:proofErr w:type="spellStart"/>
+            <w:r>
+              <w:rPr>
+                <w:rFonts w:ascii="Calibri" w:eastAsia="Times New Roman" w:hAnsi="Calibri" w:cs="Calibri"/>
+                <w:color w:val="000000"/>
+                <w:kern w:val="0"/>
+                <w14:ligatures w14:val="none"/>
+              </w:rPr>
               <w:t>DocumentChecklistItems</w:t>
             </w:r>
             <w:proofErr w:type="spellEnd"/>
             <w:r>
               <w:rPr>
                 <w:rFonts w:ascii="Calibri" w:eastAsia="Times New Roman" w:hAnsi="Calibri" w:cs="Calibri"/>
-                <w:color w:val="4C94D8" w:themeColor="text2" w:themeTint="80"/>
+                <w:color w:val="000000"/>
                 <w:kern w:val="0"/>
                 <w14:ligatures w14:val="none"/>
               </w:rPr>
@@ -1470,27 +1510,7 @@
                 <w:sz w:val="24"/>
                 <w:szCs w:val="24"/>
               </w:rPr>
-              <w:t>{{</w:t>
-            </w:r>
-            <w:proofErr w:type="spellStart"/>
-            <w:r>
-              <w:rPr>
-                <w:rFonts w:ascii="Calibri" w:eastAsia="Calibri" w:hAnsi="Calibri" w:cs="Calibri"/>
-                <w:color w:val="000000" w:themeColor="text1"/>
-                <w:sz w:val="24"/>
-                <w:szCs w:val="24"/>
-              </w:rPr>
-              <w:t>BLAEngineeringDesignFirmName</w:t>
-            </w:r>
-            <w:proofErr w:type="spellEnd"/>
-            <w:r>
-              <w:rPr>
-                <w:rFonts w:ascii="Calibri" w:eastAsia="Calibri" w:hAnsi="Calibri" w:cs="Calibri"/>
-                <w:color w:val="000000" w:themeColor="text1"/>
-                <w:sz w:val="24"/>
-                <w:szCs w:val="24"/>
-              </w:rPr>
-              <w:t>}}</w:t>
+              <w:t>{{BLAEngineeringDesignFirmName}}</w:t>
             </w:r>
           </w:p>
           <w:p>
@@ -1844,6 +1864,146 @@
           <w:bCs/>
         </w:rPr>
         <w:t xml:space="preserve"> </w:t>
+      </w:r>
+    </w:p>
+    <w:p>
+      <w:pPr>
+        <w:spacing w:after="0" w:line="240" w:lineRule="auto"/>
+        <w:textAlignment w:val="baseline"/>
+        <w:rPr>
+          <w:rFonts w:ascii="Calibri" w:eastAsia="Times New Roman" w:hAnsi="Calibri" w:cs="Calibri"/>
+          <w:color w:val="000000"/>
+          <w:kern w:val="0"/>
+          <w14:ligatures w14:val="none"/>
+        </w:rPr>
+      </w:pPr>
+      <w:r>
+        <w:rPr>
+          <w:rFonts w:ascii="Calibri" w:hAnsi="Calibri" w:cs="Calibri"/>
+          <w:color w:val="4C94D8" w:themeColor="text2" w:themeTint="80"/>
+        </w:rPr>
+        <w:t xml:space="preserve"> </w:t>
+      </w:r>
+      <w:r>
+        <w:rPr>
+          <w:rFonts w:ascii="Calibri" w:eastAsia="Times New Roman" w:hAnsi="Calibri" w:cs="Calibri"/>
+          <w:color w:val="000000"/>
+          <w:kern w:val="0"/>
+          <w14:ligatures w14:val="none"/>
+        </w:rPr>
+        <w:t>{{#Conditions}}</w:t>
+      </w:r>
+    </w:p>
+    <w:p>
+      <w:pPr>
+        <w:numPr>
+          <w:ilvl w:val="0"/>
+          <w:numId w:val="24"/>
+        </w:numPr>
+        <w:spacing w:after="0" w:line="240" w:lineRule="auto"/>
+        <w:textAlignment w:val="baseline"/>
+        <w:rPr>
+          <w:rFonts w:ascii="Calibri" w:eastAsia="Times New Roman" w:hAnsi="Calibri" w:cs="Calibri"/>
+          <w:color w:val="000000"/>
+          <w:kern w:val="0"/>
+          <w14:ligatures w14:val="none"/>
+        </w:rPr>
+      </w:pPr>
+      <w:r>
+        <w:rPr>
+          <w:rFonts w:ascii="Calibri" w:eastAsia="Times New Roman" w:hAnsi="Calibri" w:cs="Calibri"/>
+          <w:color w:val="000000"/>
+          <w:kern w:val="0"/>
+          <w14:ligatures w14:val="none"/>
+        </w:rPr>
+        <w:t>{{Description}}</w:t>
+      </w:r>
+    </w:p>
+    <w:p>
+      <w:pPr>
+        <w:spacing w:after="0" w:line="240" w:lineRule="auto"/>
+        <w:textAlignment w:val="baseline"/>
+        <w:rPr>
+          <w:rFonts w:ascii="Calibri" w:eastAsia="Times New Roman" w:hAnsi="Calibri" w:cs="Calibri"/>
+          <w:color w:val="000000"/>
+          <w:kern w:val="0"/>
+          <w14:ligatures w14:val="none"/>
+        </w:rPr>
+      </w:pPr>
+      <w:r>
+        <w:rPr>
+          <w:rFonts w:ascii="Calibri" w:eastAsia="Times New Roman" w:hAnsi="Calibri" w:cs="Calibri"/>
+          <w:color w:val="000000"/>
+          <w:kern w:val="0"/>
+          <w14:ligatures w14:val="none"/>
+        </w:rPr>
+        <w:t>{{/Conditions}}</w:t>
+      </w:r>
+    </w:p>
+    <w:p>
+      <w:pPr>
+        <w:spacing w:after="0" w:line="240" w:lineRule="auto"/>
+        <w:textAlignment w:val="baseline"/>
+        <w:rPr>
+          <w:rFonts w:ascii="Calibri" w:eastAsia="Times New Roman" w:hAnsi="Calibri" w:cs="Calibri"/>
+          <w:color w:val="000000"/>
+          <w:kern w:val="0"/>
+          <w14:ligatures w14:val="none"/>
+        </w:rPr>
+      </w:pPr>
+      <w:r>
+        <w:rPr>
+          <w:rFonts w:ascii="Calibri" w:eastAsia="Times New Roman" w:hAnsi="Calibri" w:cs="Calibri"/>
+          <w:color w:val="000000"/>
+          <w:kern w:val="0"/>
+          <w14:ligatures w14:val="none"/>
+        </w:rPr>
+        <w:t>{{#isConditionNotPresent}}</w:t>
+      </w:r>
+    </w:p>
+    <w:p>
+      <w:pPr>
+        <w:numPr>
+          <w:ilvl w:val="0"/>
+          <w:numId w:val="24"/>
+        </w:numPr>
+        <w:spacing w:after="0" w:line="240" w:lineRule="auto"/>
+        <w:textAlignment w:val="baseline"/>
+        <w:rPr>
+          <w:rFonts w:ascii="Calibri" w:eastAsia="Times New Roman" w:hAnsi="Calibri" w:cs="Calibri"/>
+          <w:color w:val="000000"/>
+          <w:kern w:val="0"/>
+          <w14:ligatures w14:val="none"/>
+        </w:rPr>
+      </w:pPr>
+      <w:r>
+        <w:rPr>
+          <w:rFonts w:ascii="Calibri" w:eastAsia="Times New Roman" w:hAnsi="Calibri" w:cs="Calibri"/>
+          <w:color w:val="000000"/>
+          <w:kern w:val="0"/>
+          <w14:ligatures w14:val="none"/>
+        </w:rPr>
+        <w:t>None{{/</w:t>
+      </w:r>
+      <w:proofErr w:type="spellStart"/>
+      <w:r>
+        <w:rPr>
+          <w:rFonts w:ascii="Calibri" w:eastAsia="Times New Roman" w:hAnsi="Calibri" w:cs="Calibri"/>
+          <w:color w:val="000000"/>
+          <w:kern w:val="0"/>
+          <w14:ligatures w14:val="none"/>
+        </w:rPr>
+        <w:t>isConditionNotPresent</w:t>
+      </w:r>
+      <w:proofErr w:type="spellEnd"/>
+      <w:r>
+        <w:rPr>
+          <w:rFonts w:ascii="Calibri" w:eastAsia="Times New Roman" w:hAnsi="Calibri" w:cs="Calibri"/>
+          <w:color w:val="000000"/>
+          <w:kern w:val="0"/>
+          <w14:ligatures w14:val="none"/>
+        </w:rPr>
+        <w:t>}}</w:t>
       </w:r>
     </w:p>
     <w:p>
@@ -4625,6 +4785,119 @@
     </w:lvl>
   </w:abstractNum>
   <w:abstractNum w:abstractNumId="15" w15:restartNumberingAfterBreak="0">
+    <w:nsid w:val="5508574A"/>
+    <w:multiLevelType w:val="hybridMultilevel"/>
+    <w:tmpl w:val="60A8788A"/>
+    <w:lvl w:ilvl="0" w:tplc="04090001">
+      <w:start w:val="1"/>
+      <w:numFmt w:val="bullet"/>
+      <w:lvlText w:val=""/>
+      <w:lvlJc w:val="left"/>
+      <w:pPr>
+        <w:ind w:left="770" w:hanging="360"/>
+      </w:pPr>
+      <w:rPr>
+        <w:rFonts w:ascii="Symbol" w:hAnsi="Symbol" w:hint="default"/>
+      </w:rPr>
+    </w:lvl>
+    <w:lvl w:ilvl="1" w:tplc="04090003">
+      <w:start w:val="1"/>
+      <w:numFmt w:val="bullet"/>
+      <w:lvlText w:val="o"/>
+      <w:lvlJc w:val="left"/>
+      <w:pPr>
+        <w:ind w:left="1490" w:hanging="360"/>
+      </w:pPr>
+      <w:rPr>
+        <w:rFonts w:ascii="Courier New" w:hAnsi="Courier New" w:cs="Courier New" w:hint="default"/>
+      </w:rPr>
+    </w:lvl>
+    <w:lvl w:ilvl="2" w:tplc="04090005">
+      <w:start w:val="1"/>
+      <w:numFmt w:val="bullet"/>
+      <w:lvlText w:val=""/>
+      <w:lvlJc w:val="left"/>
+      <w:pPr>
+        <w:ind w:left="2210" w:hanging="360"/>
+      </w:pPr>
+      <w:rPr>
+        <w:rFonts w:ascii="Wingdings" w:hAnsi="Wingdings" w:hint="default"/>
+      </w:rPr>
+    </w:lvl>
+    <w:lvl w:ilvl="3" w:tplc="04090001">
+      <w:start w:val="1"/>
+      <w:numFmt w:val="bullet"/>
+      <w:lvlText w:val=""/>
+      <w:lvlJc w:val="left"/>
+      <w:pPr>
+        <w:ind w:left="2930" w:hanging="360"/>
+      </w:pPr>
+      <w:rPr>
+        <w:rFonts w:ascii="Symbol" w:hAnsi="Symbol" w:hint="default"/>
+      </w:rPr>
+    </w:lvl>
+    <w:lvl w:ilvl="4" w:tplc="04090003">
+      <w:start w:val="1"/>
+      <w:numFmt w:val="bullet"/>
+      <w:lvlText w:val="o"/>
+      <w:lvlJc w:val="left"/>
+      <w:pPr>
+        <w:ind w:left="3650" w:hanging="360"/>
+      </w:pPr>
+      <w:rPr>
+        <w:rFonts w:ascii="Courier New" w:hAnsi="Courier New" w:cs="Courier New" w:hint="default"/>
+      </w:rPr>
+    </w:lvl>
+    <w:lvl w:ilvl="5" w:tplc="04090005">
+      <w:start w:val="1"/>
+      <w:numFmt w:val="bullet"/>
+      <w:lvlText w:val=""/>
+      <w:lvlJc w:val="left"/>
+      <w:pPr>
+        <w:ind w:left="4370" w:hanging="360"/>
+      </w:pPr>
+      <w:rPr>
+        <w:rFonts w:ascii="Wingdings" w:hAnsi="Wingdings" w:hint="default"/>
+      </w:rPr>
+    </w:lvl>
+    <w:lvl w:ilvl="6" w:tplc="04090001">
+      <w:start w:val="1"/>
+      <w:numFmt w:val="bullet"/>
+      <w:lvlText w:val=""/>
+      <w:lvlJc w:val="left"/>
+      <w:pPr>
+        <w:ind w:left="5090" w:hanging="360"/>
+      </w:pPr>
+      <w:rPr>
+        <w:rFonts w:ascii="Symbol" w:hAnsi="Symbol" w:hint="default"/>
+      </w:rPr>
+    </w:lvl>
+    <w:lvl w:ilvl="7" w:tplc="04090003">
+      <w:start w:val="1"/>
+      <w:numFmt w:val="bullet"/>
+      <w:lvlText w:val="o"/>
+      <w:lvlJc w:val="left"/>
+      <w:pPr>
+        <w:ind w:left="5810" w:hanging="360"/>
+      </w:pPr>
+      <w:rPr>
+        <w:rFonts w:ascii="Courier New" w:hAnsi="Courier New" w:cs="Courier New" w:hint="default"/>
+      </w:rPr>
+    </w:lvl>
+    <w:lvl w:ilvl="8" w:tplc="04090005">
+      <w:start w:val="1"/>
+      <w:numFmt w:val="bullet"/>
+      <w:lvlText w:val=""/>
+      <w:lvlJc w:val="left"/>
+      <w:pPr>
+        <w:ind w:left="6530" w:hanging="360"/>
+      </w:pPr>
+      <w:rPr>
+        <w:rFonts w:ascii="Wingdings" w:hAnsi="Wingdings" w:hint="default"/>
+      </w:rPr>
+    </w:lvl>
+  </w:abstractNum>
+  <w:abstractNum w:abstractNumId="16" w15:restartNumberingAfterBreak="0">
     <w:nsid w:val="63E4D2DA"/>
     <w:multiLevelType w:val="hybridMultilevel"/>
     <w:tmpl w:val="454261B4"/>
@@ -4710,7 +4983,7 @@
       </w:pPr>
     </w:lvl>
   </w:abstractNum>
-  <w:abstractNum w:abstractNumId="16" w15:restartNumberingAfterBreak="0">
+  <w:abstractNum w:abstractNumId="17" w15:restartNumberingAfterBreak="0">
     <w:nsid w:val="64B21E31"/>
     <w:multiLevelType w:val="hybridMultilevel"/>
     <w:tmpl w:val="ABC42FB2"/>
@@ -4799,7 +5072,7 @@
       </w:pPr>
     </w:lvl>
   </w:abstractNum>
-  <w:abstractNum w:abstractNumId="17" w15:restartNumberingAfterBreak="0">
+  <w:abstractNum w:abstractNumId="18" w15:restartNumberingAfterBreak="0">
     <w:nsid w:val="6EA21608"/>
     <w:multiLevelType w:val="multilevel"/>
     <w:tmpl w:val="E968B9B0"/>
@@ -4948,7 +5221,7 @@
       </w:rPr>
     </w:lvl>
   </w:abstractNum>
-  <w:abstractNum w:abstractNumId="18" w15:restartNumberingAfterBreak="0">
+  <w:abstractNum w:abstractNumId="19" w15:restartNumberingAfterBreak="0">
     <w:nsid w:val="708A6EAF"/>
     <w:multiLevelType w:val="hybridMultilevel"/>
     <w:tmpl w:val="60B45BF0"/>
@@ -5061,7 +5334,7 @@
       </w:rPr>
     </w:lvl>
   </w:abstractNum>
-  <w:abstractNum w:abstractNumId="19" w15:restartNumberingAfterBreak="0">
+  <w:abstractNum w:abstractNumId="20" w15:restartNumberingAfterBreak="0">
     <w:nsid w:val="72FA423B"/>
     <w:multiLevelType w:val="multilevel"/>
     <w:tmpl w:val="26C83526"/>
@@ -5210,7 +5483,7 @@
       </w:rPr>
     </w:lvl>
   </w:abstractNum>
-  <w:abstractNum w:abstractNumId="20" w15:restartNumberingAfterBreak="0">
+  <w:abstractNum w:abstractNumId="21" w15:restartNumberingAfterBreak="0">
     <w:nsid w:val="76918F60"/>
     <w:multiLevelType w:val="hybridMultilevel"/>
     <w:tmpl w:val="F29CD486"/>
@@ -5299,7 +5572,7 @@
       </w:pPr>
     </w:lvl>
   </w:abstractNum>
-  <w:abstractNum w:abstractNumId="21" w15:restartNumberingAfterBreak="0">
+  <w:abstractNum w:abstractNumId="22" w15:restartNumberingAfterBreak="0">
     <w:nsid w:val="779155BC"/>
     <w:multiLevelType w:val="hybridMultilevel"/>
     <w:tmpl w:val="975C1AFC"/>
@@ -5412,7 +5685,7 @@
       </w:rPr>
     </w:lvl>
   </w:abstractNum>
-  <w:abstractNum w:abstractNumId="22" w15:restartNumberingAfterBreak="0">
+  <w:abstractNum w:abstractNumId="23" w15:restartNumberingAfterBreak="0">
     <w:nsid w:val="79062212"/>
     <w:multiLevelType w:val="multilevel"/>
     <w:tmpl w:val="9BE2BCB8"/>
@@ -5562,7 +5835,7 @@
     </w:lvl>
   </w:abstractNum>
   <w:num w:numId="1" w16cid:durableId="62989515">
-    <w:abstractNumId w:val="15"/>
+    <w:abstractNumId w:val="16"/>
   </w:num>
   <w:num w:numId="2" w16cid:durableId="49620877">
     <w:abstractNumId w:val="5"/>
@@ -5574,7 +5847,7 @@
     <w:abstractNumId w:val="11"/>
   </w:num>
   <w:num w:numId="5" w16cid:durableId="177550586">
-    <w:abstractNumId w:val="18"/>
+    <w:abstractNumId w:val="19"/>
   </w:num>
   <w:num w:numId="6" w16cid:durableId="1021935542">
     <w:abstractNumId w:val="8"/>
@@ -5586,13 +5859,13 @@
     <w:abstractNumId w:val="3"/>
   </w:num>
   <w:num w:numId="9" w16cid:durableId="1474256597">
-    <w:abstractNumId w:val="20"/>
+    <w:abstractNumId w:val="21"/>
   </w:num>
   <w:num w:numId="10" w16cid:durableId="1365981766">
     <w:abstractNumId w:val="14"/>
   </w:num>
   <w:num w:numId="11" w16cid:durableId="1190214678">
-    <w:abstractNumId w:val="16"/>
+    <w:abstractNumId w:val="17"/>
   </w:num>
   <w:num w:numId="12" w16cid:durableId="368186115">
     <w:abstractNumId w:val="10"/>
@@ -5610,7 +5883,7 @@
     <w:abstractNumId w:val="2"/>
   </w:num>
   <w:num w:numId="17" w16cid:durableId="836656402">
-    <w:abstractNumId w:val="22"/>
+    <w:abstractNumId w:val="23"/>
   </w:num>
   <w:num w:numId="18" w16cid:durableId="989136370">
     <w:abstractNumId w:val="9"/>
@@ -5619,16 +5892,28 @@
     <w:abstractNumId w:val="4"/>
   </w:num>
   <w:num w:numId="20" w16cid:durableId="620461200">
-    <w:abstractNumId w:val="19"/>
+    <w:abstractNumId w:val="20"/>
   </w:num>
   <w:num w:numId="21" w16cid:durableId="360713005">
     <w:abstractNumId w:val="0"/>
   </w:num>
   <w:num w:numId="22" w16cid:durableId="436023318">
-    <w:abstractNumId w:val="17"/>
+    <w:abstractNumId w:val="18"/>
   </w:num>
   <w:num w:numId="23" w16cid:durableId="189488944">
-    <w:abstractNumId w:val="21"/>
+    <w:abstractNumId w:val="22"/>
+  </w:num>
+  <w:num w:numId="24" w16cid:durableId="1168324930">
+    <w:abstractNumId w:val="15"/>
+    <w:lvlOverride w:ilvl="0"/>
+    <w:lvlOverride w:ilvl="1"/>
+    <w:lvlOverride w:ilvl="2"/>
+    <w:lvlOverride w:ilvl="3"/>
+    <w:lvlOverride w:ilvl="4"/>
+    <w:lvlOverride w:ilvl="5"/>
+    <w:lvlOverride w:ilvl="6"/>
+    <w:lvlOverride w:ilvl="7"/>
+    <w:lvlOverride w:ilvl="8"/>
   </w:num>
 </w:numbering>
 </file>
@@ -6964,17 +7249,6 @@
 </file>
 
 <file path=customXml/item1.xml><?xml version="1.0" encoding="utf-8"?>
-<p:properties xmlns:p="http://schemas.microsoft.com/office/2006/metadata/properties" xmlns:xsi="http://www.w3.org/2001/XMLSchema-instance" xmlns:pc="http://schemas.microsoft.com/office/infopath/2007/PartnerControls">
-  <documentManagement>
-    <TaxCatchAll xmlns="8350b7c0-334b-4e19-bfc1-744f6a979eee" xsi:nil="true"/>
-    <lcf76f155ced4ddcb4097134ff3c332f xmlns="94d5cf59-5162-48bc-aa9b-620df72947f5">
-      <Terms xmlns="http://schemas.microsoft.com/office/infopath/2007/PartnerControls"/>
-    </lcf76f155ced4ddcb4097134ff3c332f>
-  </documentManagement>
-</p:properties>
-</file>
-
-<file path=customXml/item2.xml><?xml version="1.0" encoding="utf-8"?>
 <ct:contentTypeSchema xmlns:ct="http://schemas.microsoft.com/office/2006/metadata/contentType" xmlns:ma="http://schemas.microsoft.com/office/2006/metadata/properties/metaAttributes" ct:_="" ma:_="" ma:contentTypeName="Document" ma:contentTypeID="0x01010015F16144C0593A4A82C8AE0B67DB460F" ma:contentTypeVersion="11" ma:contentTypeDescription="Create a new document." ma:contentTypeScope="" ma:versionID="4c1194c043985d9d73fd9fd33c34a361">
   <xsd:schema xmlns:xsd="http://www.w3.org/2001/XMLSchema" xmlns:xs="http://www.w3.org/2001/XMLSchema" xmlns:p="http://schemas.microsoft.com/office/2006/metadata/properties" xmlns:ns2="94d5cf59-5162-48bc-aa9b-620df72947f5" xmlns:ns3="8350b7c0-334b-4e19-bfc1-744f6a979eee" targetNamespace="http://schemas.microsoft.com/office/2006/metadata/properties" ma:root="true" ma:fieldsID="526f33de6d62635a9e37b477f3e93c98" ns2:_="" ns3:_="">
     <xsd:import namespace="94d5cf59-5162-48bc-aa9b-620df72947f5"/>
@@ -7169,6 +7443,17 @@
 </ct:contentTypeSchema>
 </file>
 
+<file path=customXml/item2.xml><?xml version="1.0" encoding="utf-8"?>
+<p:properties xmlns:p="http://schemas.microsoft.com/office/2006/metadata/properties" xmlns:xsi="http://www.w3.org/2001/XMLSchema-instance" xmlns:pc="http://schemas.microsoft.com/office/infopath/2007/PartnerControls">
+  <documentManagement>
+    <TaxCatchAll xmlns="8350b7c0-334b-4e19-bfc1-744f6a979eee" xsi:nil="true"/>
+    <lcf76f155ced4ddcb4097134ff3c332f xmlns="94d5cf59-5162-48bc-aa9b-620df72947f5">
+      <Terms xmlns="http://schemas.microsoft.com/office/infopath/2007/PartnerControls"/>
+    </lcf76f155ced4ddcb4097134ff3c332f>
+  </documentManagement>
+</p:properties>
+</file>
+
 <file path=customXml/item3.xml><?xml version="1.0" encoding="utf-8"?>
 <?mso-contentType ?>
 <FormTemplates xmlns="http://schemas.microsoft.com/sharepoint/v3/contenttype/forms">
@@ -7179,17 +7464,6 @@
 </file>
 
 <file path=customXml/itemProps1.xml><?xml version="1.0" encoding="utf-8"?>
-<ds:datastoreItem xmlns:ds="http://schemas.openxmlformats.org/officeDocument/2006/customXml" ds:itemID="{5F4094FA-4F1A-4675-8E5C-3B6924602053}">
-  <ds:schemaRefs>
-    <ds:schemaRef ds:uri="http://schemas.microsoft.com/office/2006/metadata/properties"/>
-    <ds:schemaRef ds:uri="http://schemas.microsoft.com/office/infopath/2007/PartnerControls"/>
-    <ds:schemaRef ds:uri="8350b7c0-334b-4e19-bfc1-744f6a979eee"/>
-    <ds:schemaRef ds:uri="94d5cf59-5162-48bc-aa9b-620df72947f5"/>
-  </ds:schemaRefs>
-</ds:datastoreItem>
-</file>
-
-<file path=customXml/itemProps2.xml><?xml version="1.0" encoding="utf-8"?>
 <ds:datastoreItem xmlns:ds="http://schemas.openxmlformats.org/officeDocument/2006/customXml" ds:itemID="{AA422083-6D75-4F81-8F6E-3476A5CED963}">
   <ds:schemaRefs>
     <ds:schemaRef ds:uri="http://schemas.microsoft.com/office/2006/metadata/contentType"/>
@@ -7208,10 +7482,27 @@
 </ds:datastoreItem>
 </file>
 
+<file path=customXml/itemProps2.xml><?xml version="1.0" encoding="utf-8"?>
+<ds:datastoreItem xmlns:ds="http://schemas.openxmlformats.org/officeDocument/2006/customXml" ds:itemID="{5F4094FA-4F1A-4675-8E5C-3B6924602053}">
+  <ds:schemaRefs>
+    <ds:schemaRef ds:uri="http://schemas.microsoft.com/office/2006/metadata/properties"/>
+    <ds:schemaRef ds:uri="http://schemas.microsoft.com/office/infopath/2007/PartnerControls"/>
+    <ds:schemaRef ds:uri="8350b7c0-334b-4e19-bfc1-744f6a979eee"/>
+    <ds:schemaRef ds:uri="94d5cf59-5162-48bc-aa9b-620df72947f5"/>
+  </ds:schemaRefs>
+</ds:datastoreItem>
+</file>
+
 <file path=customXml/itemProps3.xml><?xml version="1.0" encoding="utf-8"?>
 <ds:datastoreItem xmlns:ds="http://schemas.openxmlformats.org/officeDocument/2006/customXml" ds:itemID="{F93F3582-894A-4650-B1DA-E6BF328AEA63}">
   <ds:schemaRefs>
     <ds:schemaRef ds:uri="http://schemas.microsoft.com/sharepoint/v3/contenttype/forms"/>
   </ds:schemaRefs>
 </ds:datastoreItem>
+</file>
+
+<file path=docMetadata/LabelInfo.xml><?xml version="1.0" encoding="utf-8"?>
+<clbl:labelList xmlns:clbl="http://schemas.microsoft.com/office/2020/mipLabelMetadata">
+  <clbl:label id="{e0793d39-0939-496d-b129-198edd916feb}" enabled="0" method="" siteId="{e0793d39-0939-496d-b129-198edd916feb}" removed="1"/>
+</clbl:labelList>
 </file>
--- a/PHOCS-Docgentemplates/PHOCS Pool Construction Permit Template.docx
+++ b/PHOCS-Docgentemplates/PHOCS Pool Construction Permit Template.docx
@@ -1331,8 +1331,6 @@
         </w:rPr>
         <w:t> </w:t>
       </w:r>
-      <w:commentRangeStart w:id="1"/>
-      <w:commentRangeStart w:id="2"/>
       <w:r>
         <w:rPr>
           <w:rFonts w:ascii="Calibri" w:eastAsiaTheme="minorEastAsia" w:hAnsi="Calibri" w:cs="Calibri"/>
@@ -1362,20 +1360,6 @@
           <w14:ligatures w14:val="none"/>
         </w:rPr>
         <w:t>y</w:t>
-      </w:r>
-      <w:commentRangeEnd w:id="1"/>
-      <w:r>
-        <w:rPr>
-          <w:rFonts w:ascii="Calibri" w:hAnsi="Calibri" w:cs="Calibri"/>
-        </w:rPr>
-        <w:commentReference w:id="1"/>
-      </w:r>
-      <w:commentRangeEnd w:id="2"/>
-      <w:r>
-        <w:rPr>
-          <w:rFonts w:ascii="Calibri" w:hAnsi="Calibri" w:cs="Calibri"/>
-        </w:rPr>
-        <w:commentReference w:id="2"/>
       </w:r>
       <w:r>
         <w:rPr>
@@ -2695,8 +2679,8 @@
       </w:pPr>
     </w:p>
     <w:sectPr>
-      <w:headerReference w:type="default" r:id="rId14"/>
-      <w:footerReference w:type="default" r:id="rId15"/>
+      <w:headerReference w:type="default" r:id="rId10"/>
+      <w:footerReference w:type="default" r:id="rId11"/>
       <w:pgSz w:w="12240" w:h="15840"/>
       <w:pgMar w:top="1440" w:right="990" w:bottom="1440" w:left="1440" w:header="708" w:footer="708" w:gutter="0"/>
       <w:cols w:space="708"/>
@@ -2704,52 +2688,6 @@
     </w:sectPr>
   </w:body>
 </w:document>
-</file>
-
-<file path=word/comments.xml><?xml version="1.0" encoding="utf-8"?>
-<w:comments xmlns:wpc="http://schemas.microsoft.com/office/word/2010/wordprocessingCanvas" xmlns:cx="http://schemas.microsoft.com/office/drawing/2014/chartex" xmlns:cx1="http://schemas.microsoft.com/office/drawing/2015/9/8/chartex" xmlns:cx2="http://schemas.microsoft.com/office/drawing/2015/10/21/chartex" xmlns:cx3="http://schemas.microsoft.com/office/drawing/2016/5/9/chartex" xmlns:cx4="http://schemas.microsoft.com/office/drawing/2016/5/10/chartex" xmlns:cx5="http://schemas.microsoft.com/office/drawing/2016/5/11/chartex" xmlns:cx6="http://schemas.microsoft.com/office/drawing/2016/5/12/chartex" xmlns:cx7="http://schemas.microsoft.com/office/drawing/2016/5/13/chartex" xmlns:cx8="http://schemas.microsoft.com/office/drawing/2016/5/14/chartex" xmlns:mc="http://schemas.openxmlformats.org/markup-compatibility/2006" xmlns:aink="http://schemas.microsoft.com/office/drawing/2016/ink" xmlns:am3d="http://schemas.microsoft.com/office/drawing/2017/model3d" xmlns:o="urn:schemas-microsoft-com:office:office" xmlns:oel="http://schemas.microsoft.com/office/2019/extlst" xmlns:r="http://schemas.openxmlformats.org/officeDocument/2006/relationships" xmlns:m="http://schemas.openxmlformats.org/officeDocument/2006/math" xmlns:v="urn:schemas-microsoft-com:vml" xmlns:wp14="http://schemas.microsoft.com/office/word/2010/wordprocessingDrawing" xmlns:wp="http://schemas.openxmlformats.org/drawingml/2006/wordprocessingDrawing" xmlns:w10="urn:schemas-microsoft-com:office:word" xmlns:w="http://schemas.openxmlformats.org/wordprocessingml/2006/main" xmlns:w14="http://schemas.microsoft.com/office/word/2010/wordml" xmlns:w15="http://schemas.microsoft.com/office/word/2012/wordml" xmlns:w16cex="http://schemas.microsoft.com/office/word/2018/wordml/cex" xmlns:w16cid="http://schemas.microsoft.com/office/word/2016/wordml/cid" xmlns:w16="http://schemas.microsoft.com/office/word/2018/wordml" xmlns:w16du="http://schemas.microsoft.com/office/word/2023/wordml/word16du" xmlns:w16sdtdh="http://schemas.microsoft.com/office/word/2020/wordml/sdtdatahash" xmlns:w16sdtfl="http://schemas.microsoft.com/office/word/2024/wordml/sdtformatlock" xmlns:w16se="http://schemas.microsoft.com/office/word/2015/wordml/symex" xmlns:wpg="http://schemas.microsoft.com/office/word/2010/wordprocessingGroup" xmlns:wpi="http://schemas.microsoft.com/office/word/2010/wordprocessingInk" xmlns:wne="http://schemas.microsoft.com/office/word/2006/wordml" xmlns:wps="http://schemas.microsoft.com/office/word/2010/wordprocessingShape" mc:Ignorable="w14 w15 w16se w16cid w16 w16cex w16sdtdh w16sdtfl w16du wp14">
-  <w:comment w:id="1" w:author="Postnikoff, Liz [FH]" w:date="2024-09-26T12:31:00Z" w:initials="P[">
-    <w:p>
-      <w:r>
-        <w:annotationRef/>
-      </w:r>
-      <w:r>
-        <w:t>PEng suggests separating "prepared by" and "submitted by" to enhance clarity and ensure consulting engineer and owner are properly recognized.</w:t>
-      </w:r>
-    </w:p>
-  </w:comment>
-  <w:comment w:id="2" w:author="Mnyusiwalla, Latifa HLTH:EX" w:date="2024-10-24T13:40:00Z" w:initials="MH">
-    <w:p>
-      <w:r>
-        <w:annotationRef/>
-      </w:r>
-      <w:r>
-        <w:t>resolved</w:t>
-      </w:r>
-    </w:p>
-  </w:comment>
-</w:comments>
-</file>
-
-<file path=word/commentsExtended.xml><?xml version="1.0" encoding="utf-8"?>
-<w15:commentsEx xmlns:wpc="http://schemas.microsoft.com/office/word/2010/wordprocessingCanvas" xmlns:cx="http://schemas.microsoft.com/office/drawing/2014/chartex" xmlns:cx1="http://schemas.microsoft.com/office/drawing/2015/9/8/chartex" xmlns:cx2="http://schemas.microsoft.com/office/drawing/2015/10/21/chartex" xmlns:cx3="http://schemas.microsoft.com/office/drawing/2016/5/9/chartex" xmlns:cx4="http://schemas.microsoft.com/office/drawing/2016/5/10/chartex" xmlns:cx5="http://schemas.microsoft.com/office/drawing/2016/5/11/chartex" xmlns:cx6="http://schemas.microsoft.com/office/drawing/2016/5/12/chartex" xmlns:cx7="http://schemas.microsoft.com/office/drawing/2016/5/13/chartex" xmlns:cx8="http://schemas.microsoft.com/office/drawing/2016/5/14/chartex" xmlns:mc="http://schemas.openxmlformats.org/markup-compatibility/2006" xmlns:aink="http://schemas.microsoft.com/office/drawing/2016/ink" xmlns:am3d="http://schemas.microsoft.com/office/drawing/2017/model3d" xmlns:o="urn:schemas-microsoft-com:office:office" xmlns:oel="http://schemas.microsoft.com/office/2019/extlst" xmlns:r="http://schemas.openxmlformats.org/officeDocument/2006/relationships" xmlns:m="http://schemas.openxmlformats.org/officeDocument/2006/math" xmlns:v="urn:schemas-microsoft-com:vml" xmlns:wp14="http://schemas.microsoft.com/office/word/2010/wordprocessingDrawing" xmlns:wp="http://schemas.openxmlformats.org/drawingml/2006/wordprocessingDrawing" xmlns:w10="urn:schemas-microsoft-com:office:word" xmlns:w="http://schemas.openxmlformats.org/wordprocessingml/2006/main" xmlns:w14="http://schemas.microsoft.com/office/word/2010/wordml" xmlns:w15="http://schemas.microsoft.com/office/word/2012/wordml" xmlns:w16cex="http://schemas.microsoft.com/office/word/2018/wordml/cex" xmlns:w16cid="http://schemas.microsoft.com/office/word/2016/wordml/cid" xmlns:w16="http://schemas.microsoft.com/office/word/2018/wordml" xmlns:w16du="http://schemas.microsoft.com/office/word/2023/wordml/word16du" xmlns:w16sdtdh="http://schemas.microsoft.com/office/word/2020/wordml/sdtdatahash" xmlns:w16sdtfl="http://schemas.microsoft.com/office/word/2024/wordml/sdtformatlock" xmlns:w16se="http://schemas.microsoft.com/office/word/2015/wordml/symex" xmlns:wpg="http://schemas.microsoft.com/office/word/2010/wordprocessingGroup" xmlns:wpi="http://schemas.microsoft.com/office/word/2010/wordprocessingInk" xmlns:wne="http://schemas.microsoft.com/office/word/2006/wordml" xmlns:wps="http://schemas.microsoft.com/office/word/2010/wordprocessingShape" mc:Ignorable="w14 w15 w16se w16cid w16 w16cex w16sdtdh w16sdtfl w16du wp14">
-  <w15:commentEx w15:paraId="04AEFD98" w15:done="1"/>
-  <w15:commentEx w15:paraId="48435529" w15:paraIdParent="04AEFD98" w15:done="1"/>
-</w15:commentsEx>
-</file>
-
-<file path=word/commentsExtensible.xml><?xml version="1.0" encoding="utf-8"?>
-<w16cex:commentsExtensible xmlns:wpc="http://schemas.microsoft.com/office/word/2010/wordprocessingCanvas" xmlns:cx="http://schemas.microsoft.com/office/drawing/2014/chartex" xmlns:cx1="http://schemas.microsoft.com/office/drawing/2015/9/8/chartex" xmlns:cx2="http://schemas.microsoft.com/office/drawing/2015/10/21/chartex" xmlns:cx3="http://schemas.microsoft.com/office/drawing/2016/5/9/chartex" xmlns:cx4="http://schemas.microsoft.com/office/drawing/2016/5/10/chartex" xmlns:cx5="http://schemas.microsoft.com/office/drawing/2016/5/11/chartex" xmlns:cx6="http://schemas.microsoft.com/office/drawing/2016/5/12/chartex" xmlns:cx7="http://schemas.microsoft.com/office/drawing/2016/5/13/chartex" xmlns:cx8="http://schemas.microsoft.com/office/drawing/2016/5/14/chartex" xmlns:cr="http://schemas.microsoft.com/office/comments/2020/reactions" xmlns:mc="http://schemas.openxmlformats.org/markup-compatibility/2006" xmlns:aink="http://schemas.microsoft.com/office/drawing/2016/ink" xmlns:am3d="http://schemas.microsoft.com/office/drawing/2017/model3d" xmlns:o="urn:schemas-microsoft-com:office:office" xmlns:oel="http://schemas.microsoft.com/office/2019/extlst" xmlns:r="http://schemas.openxmlformats.org/officeDocument/2006/relationships" xmlns:m="http://schemas.openxmlformats.org/officeDocument/2006/math" xmlns:v="urn:schemas-microsoft-com:vml" xmlns:wp14="http://schemas.microsoft.com/office/word/2010/wordprocessingDrawing" xmlns:wp="http://schemas.openxmlformats.org/drawingml/2006/wordprocessingDrawing" xmlns:w10="urn:schemas-microsoft-com:office:word" xmlns:w="http://schemas.openxmlformats.org/wordprocessingml/2006/main" xmlns:w14="http://schemas.microsoft.com/office/word/2010/wordml" xmlns:w15="http://schemas.microsoft.com/office/word/2012/wordml" xmlns:w16cex="http://schemas.microsoft.com/office/word/2018/wordml/cex" xmlns:w16cid="http://schemas.microsoft.com/office/word/2016/wordml/cid" xmlns:w16="http://schemas.microsoft.com/office/word/2018/wordml" xmlns:w16du="http://schemas.microsoft.com/office/word/2023/wordml/word16du" xmlns:w16sdtdh="http://schemas.microsoft.com/office/word/2020/wordml/sdtdatahash" xmlns:w16sdtfl="http://schemas.microsoft.com/office/word/2024/wordml/sdtformatlock" xmlns:w16se="http://schemas.microsoft.com/office/word/2015/wordml/symex" xmlns:wpg="http://schemas.microsoft.com/office/word/2010/wordprocessingGroup" xmlns:wpi="http://schemas.microsoft.com/office/word/2010/wordprocessingInk" xmlns:wne="http://schemas.microsoft.com/office/word/2006/wordml" xmlns:wps="http://schemas.microsoft.com/office/word/2010/wordprocessingShape" mc:Ignorable="w14 w15 w16se w16cid w16 w16cex w16sdtdh w16sdtfl cr w16du wp14">
-  <w16cex:commentExtensible w16cex:durableId="4F3705AA" w16cex:dateUtc="2024-09-26T19:31:00Z"/>
-  <w16cex:commentExtensible w16cex:durableId="273D03FF" w16cex:dateUtc="2024-10-24T17:40:00Z"/>
-</w16cex:commentsExtensible>
-</file>
-
-<file path=word/commentsIds.xml><?xml version="1.0" encoding="utf-8"?>
-<w16cid:commentsIds xmlns:wpc="http://schemas.microsoft.com/office/word/2010/wordprocessingCanvas" xmlns:cx="http://schemas.microsoft.com/office/drawing/2014/chartex" xmlns:cx1="http://schemas.microsoft.com/office/drawing/2015/9/8/chartex" xmlns:cx2="http://schemas.microsoft.com/office/drawing/2015/10/21/chartex" xmlns:cx3="http://schemas.microsoft.com/office/drawing/2016/5/9/chartex" xmlns:cx4="http://schemas.microsoft.com/office/drawing/2016/5/10/chartex" xmlns:cx5="http://schemas.microsoft.com/office/drawing/2016/5/11/chartex" xmlns:cx6="http://schemas.microsoft.com/office/drawing/2016/5/12/chartex" xmlns:cx7="http://schemas.microsoft.com/office/drawing/2016/5/13/chartex" xmlns:cx8="http://schemas.microsoft.com/office/drawing/2016/5/14/chartex" xmlns:mc="http://schemas.openxmlformats.org/markup-compatibility/2006" xmlns:aink="http://schemas.microsoft.com/office/drawing/2016/ink" xmlns:am3d="http://schemas.microsoft.com/office/drawing/2017/model3d" xmlns:o="urn:schemas-microsoft-com:office:office" xmlns:oel="http://schemas.microsoft.com/office/2019/extlst" xmlns:r="http://schemas.openxmlformats.org/officeDocument/2006/relationships" xmlns:m="http://schemas.openxmlformats.org/officeDocument/2006/math" xmlns:v="urn:schemas-microsoft-com:vml" xmlns:wp14="http://schemas.microsoft.com/office/word/2010/wordprocessingDrawing" xmlns:wp="http://schemas.openxmlformats.org/drawingml/2006/wordprocessingDrawing" xmlns:w10="urn:schemas-microsoft-com:office:word" xmlns:w="http://schemas.openxmlformats.org/wordprocessingml/2006/main" xmlns:w14="http://schemas.microsoft.com/office/word/2010/wordml" xmlns:w15="http://schemas.microsoft.com/office/word/2012/wordml" xmlns:w16cex="http://schemas.microsoft.com/office/word/2018/wordml/cex" xmlns:w16cid="http://schemas.microsoft.com/office/word/2016/wordml/cid" xmlns:w16="http://schemas.microsoft.com/office/word/2018/wordml" xmlns:w16du="http://schemas.microsoft.com/office/word/2023/wordml/word16du" xmlns:w16sdtdh="http://schemas.microsoft.com/office/word/2020/wordml/sdtdatahash" xmlns:w16sdtfl="http://schemas.microsoft.com/office/word/2024/wordml/sdtformatlock" xmlns:w16se="http://schemas.microsoft.com/office/word/2015/wordml/symex" xmlns:wpg="http://schemas.microsoft.com/office/word/2010/wordprocessingGroup" xmlns:wpi="http://schemas.microsoft.com/office/word/2010/wordprocessingInk" xmlns:wne="http://schemas.microsoft.com/office/word/2006/wordml" xmlns:wps="http://schemas.microsoft.com/office/word/2010/wordprocessingShape" mc:Ignorable="w14 w15 w16se w16cid w16 w16cex w16sdtdh w16sdtfl w16du wp14">
-  <w16cid:commentId w16cid:paraId="04AEFD98" w16cid:durableId="4F3705AA"/>
-  <w16cid:commentId w16cid:paraId="48435529" w16cid:durableId="273D03FF"/>
-</w16cid:commentsIds>
 </file>
 
 <file path=word/endnotes.xml><?xml version="1.0" encoding="utf-8"?>
@@ -5905,28 +5843,8 @@
   </w:num>
   <w:num w:numId="24" w16cid:durableId="1168324930">
     <w:abstractNumId w:val="15"/>
-    <w:lvlOverride w:ilvl="0"/>
-    <w:lvlOverride w:ilvl="1"/>
-    <w:lvlOverride w:ilvl="2"/>
-    <w:lvlOverride w:ilvl="3"/>
-    <w:lvlOverride w:ilvl="4"/>
-    <w:lvlOverride w:ilvl="5"/>
-    <w:lvlOverride w:ilvl="6"/>
-    <w:lvlOverride w:ilvl="7"/>
-    <w:lvlOverride w:ilvl="8"/>
   </w:num>
 </w:numbering>
-</file>
-
-<file path=word/people.xml><?xml version="1.0" encoding="utf-8"?>
-<w15:people xmlns:wpc="http://schemas.microsoft.com/office/word/2010/wordprocessingCanvas" xmlns:cx="http://schemas.microsoft.com/office/drawing/2014/chartex" xmlns:cx1="http://schemas.microsoft.com/office/drawing/2015/9/8/chartex" xmlns:cx2="http://schemas.microsoft.com/office/drawing/2015/10/21/chartex" xmlns:cx3="http://schemas.microsoft.com/office/drawing/2016/5/9/chartex" xmlns:cx4="http://schemas.microsoft.com/office/drawing/2016/5/10/chartex" xmlns:cx5="http://schemas.microsoft.com/office/drawing/2016/5/11/chartex" xmlns:cx6="http://schemas.microsoft.com/office/drawing/2016/5/12/chartex" xmlns:cx7="http://schemas.microsoft.com/office/drawing/2016/5/13/chartex" xmlns:cx8="http://schemas.microsoft.com/office/drawing/2016/5/14/chartex" xmlns:mc="http://schemas.openxmlformats.org/markup-compatibility/2006" xmlns:aink="http://schemas.microsoft.com/office/drawing/2016/ink" xmlns:am3d="http://schemas.microsoft.com/office/drawing/2017/model3d" xmlns:o="urn:schemas-microsoft-com:office:office" xmlns:oel="http://schemas.microsoft.com/office/2019/extlst" xmlns:r="http://schemas.openxmlformats.org/officeDocument/2006/relationships" xmlns:m="http://schemas.openxmlformats.org/officeDocument/2006/math" xmlns:v="urn:schemas-microsoft-com:vml" xmlns:wp14="http://schemas.microsoft.com/office/word/2010/wordprocessingDrawing" xmlns:wp="http://schemas.openxmlformats.org/drawingml/2006/wordprocessingDrawing" xmlns:w10="urn:schemas-microsoft-com:office:word" xmlns:w="http://schemas.openxmlformats.org/wordprocessingml/2006/main" xmlns:w14="http://schemas.microsoft.com/office/word/2010/wordml" xmlns:w15="http://schemas.microsoft.com/office/word/2012/wordml" xmlns:w16cex="http://schemas.microsoft.com/office/word/2018/wordml/cex" xmlns:w16cid="http://schemas.microsoft.com/office/word/2016/wordml/cid" xmlns:w16="http://schemas.microsoft.com/office/word/2018/wordml" xmlns:w16du="http://schemas.microsoft.com/office/word/2023/wordml/word16du" xmlns:w16sdtdh="http://schemas.microsoft.com/office/word/2020/wordml/sdtdatahash" xmlns:w16sdtfl="http://schemas.microsoft.com/office/word/2024/wordml/sdtformatlock" xmlns:w16se="http://schemas.microsoft.com/office/word/2015/wordml/symex" xmlns:wpg="http://schemas.microsoft.com/office/word/2010/wordprocessingGroup" xmlns:wpi="http://schemas.microsoft.com/office/word/2010/wordprocessingInk" xmlns:wne="http://schemas.microsoft.com/office/word/2006/wordml" xmlns:wps="http://schemas.microsoft.com/office/word/2010/wordprocessingShape" mc:Ignorable="w14 w15 w16se w16cid w16 w16cex w16sdtdh w16sdtfl w16du wp14">
-  <w15:person w15:author="Postnikoff, Liz [FH]">
-    <w15:presenceInfo w15:providerId="AD" w15:userId="S::liz.postnikoff_fraserhealth.ca#ext#@bcgov.onmicrosoft.com::59179ffe-9710-4c18-be4f-f5ef5395fdb9"/>
-  </w15:person>
-  <w15:person w15:author="Mnyusiwalla, Latifa HLTH:EX">
-    <w15:presenceInfo w15:providerId="AD" w15:userId="S::latifa.mnyusiwalla@gov.bc.ca::d9a39520-a900-4a25-befb-448ad88bf99b"/>
-  </w15:person>
-</w15:people>
 </file>
 
 <file path=word/styles.xml><?xml version="1.0" encoding="utf-8"?>
@@ -6532,6 +6450,7 @@
   <w:style w:type="character" w:default="1" w:styleId="DefaultParagraphFont">
     <w:name w:val="Default Paragraph Font"/>
     <w:uiPriority w:val="1"/>
+    <w:semiHidden/>
     <w:unhideWhenUsed/>
   </w:style>
   <w:style w:type="table" w:default="1" w:styleId="TableNormal">
@@ -7249,6 +7168,26 @@
 </file>
 
 <file path=customXml/item1.xml><?xml version="1.0" encoding="utf-8"?>
+<?mso-contentType ?>
+<FormTemplates xmlns="http://schemas.microsoft.com/sharepoint/v3/contenttype/forms">
+  <Display>DocumentLibraryForm</Display>
+  <Edit>DocumentLibraryForm</Edit>
+  <New>DocumentLibraryForm</New>
+</FormTemplates>
+</file>
+
+<file path=customXml/item2.xml><?xml version="1.0" encoding="utf-8"?>
+<p:properties xmlns:p="http://schemas.microsoft.com/office/2006/metadata/properties" xmlns:xsi="http://www.w3.org/2001/XMLSchema-instance" xmlns:pc="http://schemas.microsoft.com/office/infopath/2007/PartnerControls">
+  <documentManagement>
+    <TaxCatchAll xmlns="8350b7c0-334b-4e19-bfc1-744f6a979eee" xsi:nil="true"/>
+    <lcf76f155ced4ddcb4097134ff3c332f xmlns="94d5cf59-5162-48bc-aa9b-620df72947f5">
+      <Terms xmlns="http://schemas.microsoft.com/office/infopath/2007/PartnerControls"/>
+    </lcf76f155ced4ddcb4097134ff3c332f>
+  </documentManagement>
+</p:properties>
+</file>
+
+<file path=customXml/item3.xml><?xml version="1.0" encoding="utf-8"?>
 <ct:contentTypeSchema xmlns:ct="http://schemas.microsoft.com/office/2006/metadata/contentType" xmlns:ma="http://schemas.microsoft.com/office/2006/metadata/properties/metaAttributes" ct:_="" ma:_="" ma:contentTypeName="Document" ma:contentTypeID="0x01010015F16144C0593A4A82C8AE0B67DB460F" ma:contentTypeVersion="11" ma:contentTypeDescription="Create a new document." ma:contentTypeScope="" ma:versionID="4c1194c043985d9d73fd9fd33c34a361">
   <xsd:schema xmlns:xsd="http://www.w3.org/2001/XMLSchema" xmlns:xs="http://www.w3.org/2001/XMLSchema" xmlns:p="http://schemas.microsoft.com/office/2006/metadata/properties" xmlns:ns2="94d5cf59-5162-48bc-aa9b-620df72947f5" xmlns:ns3="8350b7c0-334b-4e19-bfc1-744f6a979eee" targetNamespace="http://schemas.microsoft.com/office/2006/metadata/properties" ma:root="true" ma:fieldsID="526f33de6d62635a9e37b477f3e93c98" ns2:_="" ns3:_="">
     <xsd:import namespace="94d5cf59-5162-48bc-aa9b-620df72947f5"/>
@@ -7443,27 +7382,26 @@
 </ct:contentTypeSchema>
 </file>
 
-<file path=customXml/item2.xml><?xml version="1.0" encoding="utf-8"?>
-<p:properties xmlns:p="http://schemas.microsoft.com/office/2006/metadata/properties" xmlns:xsi="http://www.w3.org/2001/XMLSchema-instance" xmlns:pc="http://schemas.microsoft.com/office/infopath/2007/PartnerControls">
-  <documentManagement>
-    <TaxCatchAll xmlns="8350b7c0-334b-4e19-bfc1-744f6a979eee" xsi:nil="true"/>
-    <lcf76f155ced4ddcb4097134ff3c332f xmlns="94d5cf59-5162-48bc-aa9b-620df72947f5">
-      <Terms xmlns="http://schemas.microsoft.com/office/infopath/2007/PartnerControls"/>
-    </lcf76f155ced4ddcb4097134ff3c332f>
-  </documentManagement>
-</p:properties>
+<file path=customXml/itemProps1.xml><?xml version="1.0" encoding="utf-8"?>
+<ds:datastoreItem xmlns:ds="http://schemas.openxmlformats.org/officeDocument/2006/customXml" ds:itemID="{F93F3582-894A-4650-B1DA-E6BF328AEA63}">
+  <ds:schemaRefs>
+    <ds:schemaRef ds:uri="http://schemas.microsoft.com/sharepoint/v3/contenttype/forms"/>
+  </ds:schemaRefs>
+</ds:datastoreItem>
 </file>
 
-<file path=customXml/item3.xml><?xml version="1.0" encoding="utf-8"?>
-<?mso-contentType ?>
-<FormTemplates xmlns="http://schemas.microsoft.com/sharepoint/v3/contenttype/forms">
-  <Display>DocumentLibraryForm</Display>
-  <Edit>DocumentLibraryForm</Edit>
-  <New>DocumentLibraryForm</New>
-</FormTemplates>
+<file path=customXml/itemProps2.xml><?xml version="1.0" encoding="utf-8"?>
+<ds:datastoreItem xmlns:ds="http://schemas.openxmlformats.org/officeDocument/2006/customXml" ds:itemID="{5F4094FA-4F1A-4675-8E5C-3B6924602053}">
+  <ds:schemaRefs>
+    <ds:schemaRef ds:uri="http://schemas.microsoft.com/office/2006/metadata/properties"/>
+    <ds:schemaRef ds:uri="http://schemas.microsoft.com/office/infopath/2007/PartnerControls"/>
+    <ds:schemaRef ds:uri="8350b7c0-334b-4e19-bfc1-744f6a979eee"/>
+    <ds:schemaRef ds:uri="94d5cf59-5162-48bc-aa9b-620df72947f5"/>
+  </ds:schemaRefs>
+</ds:datastoreItem>
 </file>
 
-<file path=customXml/itemProps1.xml><?xml version="1.0" encoding="utf-8"?>
+<file path=customXml/itemProps3.xml><?xml version="1.0" encoding="utf-8"?>
 <ds:datastoreItem xmlns:ds="http://schemas.openxmlformats.org/officeDocument/2006/customXml" ds:itemID="{AA422083-6D75-4F81-8F6E-3476A5CED963}">
   <ds:schemaRefs>
     <ds:schemaRef ds:uri="http://schemas.microsoft.com/office/2006/metadata/contentType"/>
@@ -7482,25 +7420,6 @@
 </ds:datastoreItem>
 </file>
 
-<file path=customXml/itemProps2.xml><?xml version="1.0" encoding="utf-8"?>
-<ds:datastoreItem xmlns:ds="http://schemas.openxmlformats.org/officeDocument/2006/customXml" ds:itemID="{5F4094FA-4F1A-4675-8E5C-3B6924602053}">
-  <ds:schemaRefs>
-    <ds:schemaRef ds:uri="http://schemas.microsoft.com/office/2006/metadata/properties"/>
-    <ds:schemaRef ds:uri="http://schemas.microsoft.com/office/infopath/2007/PartnerControls"/>
-    <ds:schemaRef ds:uri="8350b7c0-334b-4e19-bfc1-744f6a979eee"/>
-    <ds:schemaRef ds:uri="94d5cf59-5162-48bc-aa9b-620df72947f5"/>
-  </ds:schemaRefs>
-</ds:datastoreItem>
-</file>
-
-<file path=customXml/itemProps3.xml><?xml version="1.0" encoding="utf-8"?>
-<ds:datastoreItem xmlns:ds="http://schemas.openxmlformats.org/officeDocument/2006/customXml" ds:itemID="{F93F3582-894A-4650-B1DA-E6BF328AEA63}">
-  <ds:schemaRefs>
-    <ds:schemaRef ds:uri="http://schemas.microsoft.com/sharepoint/v3/contenttype/forms"/>
-  </ds:schemaRefs>
-</ds:datastoreItem>
-</file>
-
 <file path=docMetadata/LabelInfo.xml><?xml version="1.0" encoding="utf-8"?>
 <clbl:labelList xmlns:clbl="http://schemas.microsoft.com/office/2020/mipLabelMetadata">
   <clbl:label id="{e0793d39-0939-496d-b129-198edd916feb}" enabled="0" method="" siteId="{e0793d39-0939-496d-b129-198edd916feb}" removed="1"/>

--- a/PHOCS-Docgentemplates/PHOCS Pool Construction Permit Template.docx
+++ b/PHOCS-Docgentemplates/PHOCS Pool Construction Permit Template.docx
@@ -68,7 +68,6 @@
         <w:tc>
           <w:tcPr>
             <w:tcW w:w="3465" w:type="dxa"/>
-            <w:shd w:val="clear" w:color="auto" w:fill="auto"/>
           </w:tcPr>
           <w:p>
             <w:pPr>
@@ -84,7 +83,6 @@
         <w:tc>
           <w:tcPr>
             <w:tcW w:w="5460" w:type="dxa"/>
-            <w:shd w:val="clear" w:color="auto" w:fill="auto"/>
           </w:tcPr>
           <w:p>
             <w:pPr>
@@ -103,7 +101,6 @@
         <w:tc>
           <w:tcPr>
             <w:tcW w:w="3465" w:type="dxa"/>
-            <w:shd w:val="clear" w:color="auto" w:fill="auto"/>
           </w:tcPr>
           <w:p>
             <w:pPr>
@@ -140,7 +137,6 @@
         <w:tc>
           <w:tcPr>
             <w:tcW w:w="5460" w:type="dxa"/>
-            <w:shd w:val="clear" w:color="auto" w:fill="auto"/>
           </w:tcPr>
           <w:p>
             <w:r>
@@ -210,7 +206,6 @@
         <w:tc>
           <w:tcPr>
             <w:tcW w:w="3465" w:type="dxa"/>
-            <w:shd w:val="clear" w:color="auto" w:fill="auto"/>
           </w:tcPr>
           <w:p>
             <w:pPr>
@@ -248,7 +243,6 @@
         <w:tc>
           <w:tcPr>
             <w:tcW w:w="5460" w:type="dxa"/>
-            <w:shd w:val="clear" w:color="auto" w:fill="auto"/>
           </w:tcPr>
           <w:p>
             <w:pPr>
@@ -326,7 +320,6 @@
         <w:tc>
           <w:tcPr>
             <w:tcW w:w="3465" w:type="dxa"/>
-            <w:shd w:val="clear" w:color="auto" w:fill="auto"/>
           </w:tcPr>
           <w:p>
             <w:pPr>
@@ -352,7 +345,6 @@
         <w:tc>
           <w:tcPr>
             <w:tcW w:w="5460" w:type="dxa"/>
-            <w:shd w:val="clear" w:color="auto" w:fill="auto"/>
           </w:tcPr>
           <w:p>
             <w:pPr>
@@ -430,7 +422,6 @@
         <w:tc>
           <w:tcPr>
             <w:tcW w:w="3465" w:type="dxa"/>
-            <w:shd w:val="clear" w:color="auto" w:fill="auto"/>
           </w:tcPr>
           <w:p>
             <w:pPr>
@@ -456,7 +447,6 @@
         <w:tc>
           <w:tcPr>
             <w:tcW w:w="5460" w:type="dxa"/>
-            <w:shd w:val="clear" w:color="auto" w:fill="auto"/>
           </w:tcPr>
           <w:p>
             <w:pPr>
@@ -516,7 +506,6 @@
         <w:tc>
           <w:tcPr>
             <w:tcW w:w="2933" w:type="dxa"/>
-            <w:shd w:val="clear" w:color="auto" w:fill="auto"/>
           </w:tcPr>
           <w:p>
             <w:pPr>
@@ -544,7 +533,6 @@
         <w:tc>
           <w:tcPr>
             <w:tcW w:w="5992" w:type="dxa"/>
-            <w:shd w:val="clear" w:color="auto" w:fill="auto"/>
           </w:tcPr>
           <w:p>
             <w:pPr>
@@ -1001,27 +989,7 @@
                 <w:kern w:val="0"/>
                 <w14:ligatures w14:val="none"/>
               </w:rPr>
-              <w:t>{{#DocumentChecklistItems</w:t>
-            </w:r>
-            <w:proofErr w:type="gramStart"/>
-            <w:r>
-              <w:rPr>
-                <w:rFonts w:ascii="Calibri" w:eastAsia="Times New Roman" w:hAnsi="Calibri" w:cs="Calibri"/>
-                <w:color w:val="000000"/>
-                <w:kern w:val="0"/>
-                <w14:ligatures w14:val="none"/>
-              </w:rPr>
-              <w:t>}}{</w:t>
-            </w:r>
-            <w:proofErr w:type="gramEnd"/>
-            <w:r>
-              <w:rPr>
-                <w:rFonts w:ascii="Calibri" w:eastAsia="Times New Roman" w:hAnsi="Calibri" w:cs="Calibri"/>
-                <w:color w:val="000000"/>
-                <w:kern w:val="0"/>
-                <w14:ligatures w14:val="none"/>
-              </w:rPr>
-              <w:t>{DocumentChecklistItemsName}}</w:t>
+              <w:t>{{#DocumentChecklistItems}}{{DocumentChecklistItemsName}}</w:t>
             </w:r>
           </w:p>
           <w:p>
@@ -1213,7 +1181,7 @@
                 <w:kern w:val="0"/>
                 <w14:ligatures w14:val="none"/>
               </w:rPr>
-              <w:t>SealedDate</w:t>
+              <w:t>FormattedSealedDate</w:t>
             </w:r>
             <w:proofErr w:type="spellEnd"/>
             <w:r>
@@ -2553,27 +2521,7 @@
                 <w:sz w:val="24"/>
                 <w:szCs w:val="24"/>
               </w:rPr>
-              <w:t>{{</w:t>
-            </w:r>
-            <w:proofErr w:type="spellStart"/>
-            <w:r>
-              <w:rPr>
-                <w:rFonts w:ascii="Calibri" w:eastAsia="Calibri" w:hAnsi="Calibri" w:cs="Calibri"/>
-                <w:color w:val="000000" w:themeColor="text1"/>
-                <w:sz w:val="24"/>
-                <w:szCs w:val="24"/>
-              </w:rPr>
-              <w:t>BLAOwnerName</w:t>
-            </w:r>
-            <w:proofErr w:type="spellEnd"/>
-            <w:r>
-              <w:rPr>
-                <w:rFonts w:ascii="Calibri" w:eastAsia="Calibri" w:hAnsi="Calibri" w:cs="Calibri"/>
-                <w:color w:val="000000" w:themeColor="text1"/>
-                <w:sz w:val="24"/>
-                <w:szCs w:val="24"/>
-              </w:rPr>
-              <w:t>}}</w:t>
+              <w:t>{{BLAOwnerName}}</w:t>
             </w:r>
           </w:p>
           <w:p>
@@ -7168,15 +7116,6 @@
 </file>
 
 <file path=customXml/item1.xml><?xml version="1.0" encoding="utf-8"?>
-<?mso-contentType ?>
-<FormTemplates xmlns="http://schemas.microsoft.com/sharepoint/v3/contenttype/forms">
-  <Display>DocumentLibraryForm</Display>
-  <Edit>DocumentLibraryForm</Edit>
-  <New>DocumentLibraryForm</New>
-</FormTemplates>
-</file>
-
-<file path=customXml/item2.xml><?xml version="1.0" encoding="utf-8"?>
 <p:properties xmlns:p="http://schemas.microsoft.com/office/2006/metadata/properties" xmlns:xsi="http://www.w3.org/2001/XMLSchema-instance" xmlns:pc="http://schemas.microsoft.com/office/infopath/2007/PartnerControls">
   <documentManagement>
     <TaxCatchAll xmlns="8350b7c0-334b-4e19-bfc1-744f6a979eee" xsi:nil="true"/>
@@ -7185,6 +7124,15 @@
     </lcf76f155ced4ddcb4097134ff3c332f>
   </documentManagement>
 </p:properties>
+</file>
+
+<file path=customXml/item2.xml><?xml version="1.0" encoding="utf-8"?>
+<?mso-contentType ?>
+<FormTemplates xmlns="http://schemas.microsoft.com/sharepoint/v3/contenttype/forms">
+  <Display>DocumentLibraryForm</Display>
+  <Edit>DocumentLibraryForm</Edit>
+  <New>DocumentLibraryForm</New>
+</FormTemplates>
 </file>
 
 <file path=customXml/item3.xml><?xml version="1.0" encoding="utf-8"?>
@@ -7383,20 +7331,20 @@
 </file>
 
 <file path=customXml/itemProps1.xml><?xml version="1.0" encoding="utf-8"?>
-<ds:datastoreItem xmlns:ds="http://schemas.openxmlformats.org/officeDocument/2006/customXml" ds:itemID="{F93F3582-894A-4650-B1DA-E6BF328AEA63}">
-  <ds:schemaRefs>
-    <ds:schemaRef ds:uri="http://schemas.microsoft.com/sharepoint/v3/contenttype/forms"/>
-  </ds:schemaRefs>
-</ds:datastoreItem>
-</file>
-
-<file path=customXml/itemProps2.xml><?xml version="1.0" encoding="utf-8"?>
 <ds:datastoreItem xmlns:ds="http://schemas.openxmlformats.org/officeDocument/2006/customXml" ds:itemID="{5F4094FA-4F1A-4675-8E5C-3B6924602053}">
   <ds:schemaRefs>
     <ds:schemaRef ds:uri="http://schemas.microsoft.com/office/2006/metadata/properties"/>
     <ds:schemaRef ds:uri="http://schemas.microsoft.com/office/infopath/2007/PartnerControls"/>
     <ds:schemaRef ds:uri="8350b7c0-334b-4e19-bfc1-744f6a979eee"/>
     <ds:schemaRef ds:uri="94d5cf59-5162-48bc-aa9b-620df72947f5"/>
+  </ds:schemaRefs>
+</ds:datastoreItem>
+</file>
+
+<file path=customXml/itemProps2.xml><?xml version="1.0" encoding="utf-8"?>
+<ds:datastoreItem xmlns:ds="http://schemas.openxmlformats.org/officeDocument/2006/customXml" ds:itemID="{F93F3582-894A-4650-B1DA-E6BF328AEA63}">
+  <ds:schemaRefs>
+    <ds:schemaRef ds:uri="http://schemas.microsoft.com/sharepoint/v3/contenttype/forms"/>
   </ds:schemaRefs>
 </ds:datastoreItem>
 </file>

--- a/PHOCS-Docgentemplates/PHOCS Pool Construction Permit Template.docx
+++ b/PHOCS-Docgentemplates/PHOCS Pool Construction Permit Template.docx
@@ -2627,7 +2627,7 @@
                 <w:sz w:val="24"/>
                 <w:szCs w:val="24"/>
               </w:rPr>
-              <w:t>BLAccountFacilityHAName</w:t>
+              <w:t>BLAccountHealthAuthority</w:t>
             </w:r>
             <w:proofErr w:type="spellEnd"/>
             <w:r>
@@ -6425,6 +6425,7 @@
   <w:style w:type="character" w:default="1" w:styleId="DefaultParagraphFont">
     <w:name w:val="Default Paragraph Font"/>
     <w:uiPriority w:val="1"/>
+    <w:semiHidden/>
     <w:unhideWhenUsed/>
   </w:style>
   <w:style w:type="table" w:default="1" w:styleId="TableNormal">
@@ -7142,6 +7143,17 @@
 </file>
 
 <file path=customXml/item1.xml><?xml version="1.0" encoding="utf-8"?>
+<p:properties xmlns:p="http://schemas.microsoft.com/office/2006/metadata/properties" xmlns:xsi="http://www.w3.org/2001/XMLSchema-instance" xmlns:pc="http://schemas.microsoft.com/office/infopath/2007/PartnerControls">
+  <documentManagement>
+    <TaxCatchAll xmlns="8350b7c0-334b-4e19-bfc1-744f6a979eee" xsi:nil="true"/>
+    <lcf76f155ced4ddcb4097134ff3c332f xmlns="94d5cf59-5162-48bc-aa9b-620df72947f5">
+      <Terms xmlns="http://schemas.microsoft.com/office/infopath/2007/PartnerControls"/>
+    </lcf76f155ced4ddcb4097134ff3c332f>
+  </documentManagement>
+</p:properties>
+</file>
+
+<file path=customXml/item2.xml><?xml version="1.0" encoding="utf-8"?>
 <ct:contentTypeSchema xmlns:ct="http://schemas.microsoft.com/office/2006/metadata/contentType" xmlns:ma="http://schemas.microsoft.com/office/2006/metadata/properties/metaAttributes" ct:_="" ma:_="" ma:contentTypeName="Document" ma:contentTypeID="0x01010015F16144C0593A4A82C8AE0B67DB460F" ma:contentTypeVersion="11" ma:contentTypeDescription="Create a new document." ma:contentTypeScope="" ma:versionID="4c1194c043985d9d73fd9fd33c34a361">
   <xsd:schema xmlns:xsd="http://www.w3.org/2001/XMLSchema" xmlns:xs="http://www.w3.org/2001/XMLSchema" xmlns:p="http://schemas.microsoft.com/office/2006/metadata/properties" xmlns:ns2="94d5cf59-5162-48bc-aa9b-620df72947f5" xmlns:ns3="8350b7c0-334b-4e19-bfc1-744f6a979eee" targetNamespace="http://schemas.microsoft.com/office/2006/metadata/properties" ma:root="true" ma:fieldsID="526f33de6d62635a9e37b477f3e93c98" ns2:_="" ns3:_="">
     <xsd:import namespace="94d5cf59-5162-48bc-aa9b-620df72947f5"/>
@@ -7336,17 +7348,6 @@
 </ct:contentTypeSchema>
 </file>
 
-<file path=customXml/item2.xml><?xml version="1.0" encoding="utf-8"?>
-<p:properties xmlns:p="http://schemas.microsoft.com/office/2006/metadata/properties" xmlns:xsi="http://www.w3.org/2001/XMLSchema-instance" xmlns:pc="http://schemas.microsoft.com/office/infopath/2007/PartnerControls">
-  <documentManagement>
-    <TaxCatchAll xmlns="8350b7c0-334b-4e19-bfc1-744f6a979eee" xsi:nil="true"/>
-    <lcf76f155ced4ddcb4097134ff3c332f xmlns="94d5cf59-5162-48bc-aa9b-620df72947f5">
-      <Terms xmlns="http://schemas.microsoft.com/office/infopath/2007/PartnerControls"/>
-    </lcf76f155ced4ddcb4097134ff3c332f>
-  </documentManagement>
-</p:properties>
-</file>
-
 <file path=customXml/item3.xml><?xml version="1.0" encoding="utf-8"?>
 <?mso-contentType ?>
 <FormTemplates xmlns="http://schemas.microsoft.com/sharepoint/v3/contenttype/forms">
@@ -7357,6 +7358,17 @@
 </file>
 
 <file path=customXml/itemProps1.xml><?xml version="1.0" encoding="utf-8"?>
+<ds:datastoreItem xmlns:ds="http://schemas.openxmlformats.org/officeDocument/2006/customXml" ds:itemID="{5F4094FA-4F1A-4675-8E5C-3B6924602053}">
+  <ds:schemaRefs>
+    <ds:schemaRef ds:uri="http://schemas.microsoft.com/office/2006/metadata/properties"/>
+    <ds:schemaRef ds:uri="http://schemas.microsoft.com/office/infopath/2007/PartnerControls"/>
+    <ds:schemaRef ds:uri="8350b7c0-334b-4e19-bfc1-744f6a979eee"/>
+    <ds:schemaRef ds:uri="94d5cf59-5162-48bc-aa9b-620df72947f5"/>
+  </ds:schemaRefs>
+</ds:datastoreItem>
+</file>
+
+<file path=customXml/itemProps2.xml><?xml version="1.0" encoding="utf-8"?>
 <ds:datastoreItem xmlns:ds="http://schemas.openxmlformats.org/officeDocument/2006/customXml" ds:itemID="{AA422083-6D75-4F81-8F6E-3476A5CED963}">
   <ds:schemaRefs>
     <ds:schemaRef ds:uri="http://schemas.microsoft.com/office/2006/metadata/contentType"/>
@@ -7375,17 +7387,6 @@
 </ds:datastoreItem>
 </file>
 
-<file path=customXml/itemProps2.xml><?xml version="1.0" encoding="utf-8"?>
-<ds:datastoreItem xmlns:ds="http://schemas.openxmlformats.org/officeDocument/2006/customXml" ds:itemID="{5F4094FA-4F1A-4675-8E5C-3B6924602053}">
-  <ds:schemaRefs>
-    <ds:schemaRef ds:uri="http://schemas.microsoft.com/office/2006/metadata/properties"/>
-    <ds:schemaRef ds:uri="http://schemas.microsoft.com/office/infopath/2007/PartnerControls"/>
-    <ds:schemaRef ds:uri="8350b7c0-334b-4e19-bfc1-744f6a979eee"/>
-    <ds:schemaRef ds:uri="94d5cf59-5162-48bc-aa9b-620df72947f5"/>
-  </ds:schemaRefs>
-</ds:datastoreItem>
-</file>
-
 <file path=customXml/itemProps3.xml><?xml version="1.0" encoding="utf-8"?>
 <ds:datastoreItem xmlns:ds="http://schemas.openxmlformats.org/officeDocument/2006/customXml" ds:itemID="{F93F3582-894A-4650-B1DA-E6BF328AEA63}">
   <ds:schemaRefs>
